--- a/Java/Java8Features.docx
+++ b/Java/Java8Features.docx
@@ -194,28 +194,24 @@
           <w:lang w:val="en-US"/>
         </w:rPr>
       </w:pPr>
-      <w:proofErr w:type="gramStart"/>
-      <w:r>
-        <w:rPr>
-          <w:lang w:val="en-US"/>
-        </w:rPr>
-        <w:t>Example :</w:t>
-      </w:r>
-      <w:proofErr w:type="gramEnd"/>
-      <w:r>
-        <w:rPr>
-          <w:lang w:val="en-US"/>
-        </w:rPr>
-        <w:t xml:space="preserve"> </w:t>
-      </w:r>
-      <w:proofErr w:type="gramStart"/>
-      <w:r>
-        <w:rPr>
-          <w:lang w:val="en-US"/>
-        </w:rPr>
-        <w:t>Runnable ,</w:t>
-      </w:r>
-      <w:proofErr w:type="gramEnd"/>
+      <w:r>
+        <w:rPr>
+          <w:lang w:val="en-US"/>
+        </w:rPr>
+        <w:t>Example:</w:t>
+      </w:r>
+      <w:r>
+        <w:rPr>
+          <w:lang w:val="en-US"/>
+        </w:rPr>
+        <w:t xml:space="preserve"> </w:t>
+      </w:r>
+      <w:r>
+        <w:rPr>
+          <w:lang w:val="en-US"/>
+        </w:rPr>
+        <w:t>Runnable,</w:t>
+      </w:r>
       <w:r>
         <w:rPr>
           <w:lang w:val="en-US"/>
@@ -24257,48 +24253,36 @@
         </w:rPr>
         <w:t xml:space="preserve">Default methods have the dummy </w:t>
       </w:r>
-      <w:proofErr w:type="gramStart"/>
-      <w:r>
-        <w:rPr>
-          <w:lang w:val="en-US"/>
-        </w:rPr>
-        <w:t>implementation</w:t>
-      </w:r>
-      <w:r>
-        <w:rPr>
-          <w:lang w:val="en-US"/>
-        </w:rPr>
-        <w:t xml:space="preserve"> ,</w:t>
-      </w:r>
-      <w:proofErr w:type="gramEnd"/>
+      <w:r>
+        <w:rPr>
+          <w:lang w:val="en-US"/>
+        </w:rPr>
+        <w:t>implementation,</w:t>
+      </w:r>
       <w:r>
         <w:rPr>
           <w:lang w:val="en-US"/>
         </w:rPr>
         <w:t xml:space="preserve"> if the implementing class </w:t>
       </w:r>
-      <w:proofErr w:type="gramStart"/>
-      <w:r>
-        <w:rPr>
-          <w:lang w:val="en-US"/>
-        </w:rPr>
-        <w:t>is needs</w:t>
-      </w:r>
-      <w:proofErr w:type="gramEnd"/>
+      <w:r>
+        <w:rPr>
+          <w:lang w:val="en-US"/>
+        </w:rPr>
+        <w:t>needs</w:t>
+      </w:r>
       <w:r>
         <w:rPr>
           <w:lang w:val="en-US"/>
         </w:rPr>
         <w:t xml:space="preserve"> to </w:t>
       </w:r>
-      <w:proofErr w:type="gramStart"/>
-      <w:r>
-        <w:rPr>
-          <w:lang w:val="en-US"/>
-        </w:rPr>
-        <w:t>override ,</w:t>
-      </w:r>
-      <w:proofErr w:type="gramEnd"/>
+      <w:r>
+        <w:rPr>
+          <w:lang w:val="en-US"/>
+        </w:rPr>
+        <w:t>override,</w:t>
+      </w:r>
       <w:r>
         <w:rPr>
           <w:lang w:val="en-US"/>
@@ -24322,14 +24306,13 @@
         </w:rPr>
         <w:t xml:space="preserve">Is </w:t>
       </w:r>
-      <w:proofErr w:type="gramStart"/>
       <w:r>
         <w:rPr>
           <w:b/>
           <w:bCs/>
           <w:lang w:val="en-US"/>
         </w:rPr>
-        <w:t xml:space="preserve">default </w:t>
+        <w:t>default keyword</w:t>
       </w:r>
       <w:r>
         <w:rPr>
@@ -24337,7 +24320,7 @@
           <w:bCs/>
           <w:lang w:val="en-US"/>
         </w:rPr>
-        <w:t xml:space="preserve"> </w:t>
+        <w:t xml:space="preserve"> one of the access </w:t>
       </w:r>
       <w:r>
         <w:rPr>
@@ -24345,27 +24328,215 @@
           <w:bCs/>
           <w:lang w:val="en-US"/>
         </w:rPr>
-        <w:t>keyword</w:t>
-      </w:r>
-      <w:proofErr w:type="gramEnd"/>
+        <w:t>modifiers?</w:t>
+      </w:r>
       <w:r>
         <w:rPr>
           <w:b/>
           <w:bCs/>
           <w:lang w:val="en-US"/>
         </w:rPr>
-        <w:t xml:space="preserve"> one of the access </w:t>
-      </w:r>
-      <w:proofErr w:type="gramStart"/>
+        <w:t xml:space="preserve"> </w:t>
+      </w:r>
+    </w:p>
+    <w:p>
+      <w:pPr>
+        <w:rPr>
+          <w:lang w:val="en-US"/>
+        </w:rPr>
+      </w:pPr>
+      <w:r>
+        <w:rPr>
+          <w:lang w:val="en-US"/>
+        </w:rPr>
+        <w:t xml:space="preserve">The default keyword </w:t>
+      </w:r>
+      <w:r>
+        <w:rPr>
+          <w:lang w:val="en-US"/>
+        </w:rPr>
+        <w:t>can</w:t>
+      </w:r>
+      <w:r>
+        <w:rPr>
+          <w:lang w:val="en-US"/>
+        </w:rPr>
+        <w:t>not</w:t>
+      </w:r>
+      <w:r>
+        <w:rPr>
+          <w:lang w:val="en-US"/>
+        </w:rPr>
+        <w:t xml:space="preserve"> be</w:t>
+      </w:r>
+      <w:r>
+        <w:rPr>
+          <w:lang w:val="en-US"/>
+        </w:rPr>
+        <w:t xml:space="preserve"> used as an access modifier in Java</w:t>
+      </w:r>
+      <w:r>
+        <w:rPr>
+          <w:lang w:val="en-US"/>
+        </w:rPr>
+        <w:t xml:space="preserve"> unlike public / protected / </w:t>
+      </w:r>
+      <w:r>
+        <w:rPr>
+          <w:lang w:val="en-US"/>
+        </w:rPr>
+        <w:t>private,</w:t>
+      </w:r>
+      <w:r>
+        <w:rPr>
+          <w:lang w:val="en-US"/>
+        </w:rPr>
+        <w:t xml:space="preserve"> because for </w:t>
+      </w:r>
+      <w:r>
+        <w:rPr>
+          <w:lang w:val="en-US"/>
+        </w:rPr>
+        <w:t>default</w:t>
+      </w:r>
+      <w:r>
+        <w:rPr>
+          <w:lang w:val="en-US"/>
+        </w:rPr>
+        <w:t xml:space="preserve"> we do not use any keyword</w:t>
+      </w:r>
+      <w:r>
+        <w:rPr>
+          <w:lang w:val="en-US"/>
+        </w:rPr>
+        <w:t>.</w:t>
+      </w:r>
+    </w:p>
+    <w:p>
+      <w:pPr>
+        <w:rPr>
+          <w:lang w:val="en-US"/>
+        </w:rPr>
+      </w:pPr>
+      <w:r>
+        <w:rPr>
+          <w:lang w:val="en-US"/>
+        </w:rPr>
+        <w:t>default keyword</w:t>
+      </w:r>
+      <w:r>
+        <w:rPr>
+          <w:lang w:val="en-US"/>
+        </w:rPr>
+        <w:t xml:space="preserve"> was only used in classes till java 1.8 for switch case </w:t>
+      </w:r>
+      <w:r>
+        <w:rPr>
+          <w:lang w:val="en-US"/>
+        </w:rPr>
+        <w:t>alone,</w:t>
+      </w:r>
+      <w:r>
+        <w:rPr>
+          <w:lang w:val="en-US"/>
+        </w:rPr>
+        <w:t xml:space="preserve"> never in the interface.</w:t>
+      </w:r>
+    </w:p>
+    <w:p>
+      <w:pPr>
+        <w:rPr>
+          <w:lang w:val="en-US"/>
+        </w:rPr>
+      </w:pPr>
+      <w:r>
+        <w:rPr>
+          <w:lang w:val="en-US"/>
+        </w:rPr>
+        <w:t>Now it is used for default methods in interface to provide default implementation for all implementing classes to use.</w:t>
+      </w:r>
+    </w:p>
+    <w:p>
+      <w:pPr>
+        <w:rPr>
+          <w:lang w:val="en-US"/>
+        </w:rPr>
+      </w:pPr>
+      <w:r>
+        <w:rPr>
+          <w:lang w:val="en-US"/>
+        </w:rPr>
+        <w:t>So,</w:t>
+      </w:r>
+      <w:r>
+        <w:rPr>
+          <w:lang w:val="en-US"/>
+        </w:rPr>
+        <w:t xml:space="preserve"> by default all the met</w:t>
+      </w:r>
+      <w:r>
+        <w:rPr>
+          <w:lang w:val="en-US"/>
+        </w:rPr>
+        <w:t>h</w:t>
+      </w:r>
+      <w:r>
+        <w:rPr>
+          <w:lang w:val="en-US"/>
+        </w:rPr>
+        <w:t>ods in the interface are public till java 1.8.</w:t>
+      </w:r>
+    </w:p>
+    <w:p>
+      <w:pPr>
+        <w:rPr>
+          <w:lang w:val="en-US"/>
+        </w:rPr>
+      </w:pPr>
+      <w:r>
+        <w:rPr>
+          <w:lang w:val="en-US"/>
+        </w:rPr>
+        <w:t>So,</w:t>
+      </w:r>
+      <w:r>
+        <w:rPr>
+          <w:lang w:val="en-US"/>
+        </w:rPr>
+        <w:t xml:space="preserve"> default </w:t>
+      </w:r>
+      <w:r>
+        <w:rPr>
+          <w:lang w:val="en-US"/>
+        </w:rPr>
+        <w:t>keyword</w:t>
+      </w:r>
+      <w:r>
+        <w:rPr>
+          <w:lang w:val="en-US"/>
+        </w:rPr>
+        <w:t xml:space="preserve"> will not act as </w:t>
+      </w:r>
+      <w:r>
+        <w:rPr>
+          <w:lang w:val="en-US"/>
+        </w:rPr>
+        <w:t>an</w:t>
+      </w:r>
+      <w:r>
+        <w:rPr>
+          <w:lang w:val="en-US"/>
+        </w:rPr>
+        <w:t xml:space="preserve"> </w:t>
+      </w:r>
       <w:r>
         <w:rPr>
           <w:b/>
           <w:bCs/>
           <w:lang w:val="en-US"/>
         </w:rPr>
-        <w:t>modifiers ?</w:t>
-      </w:r>
-      <w:proofErr w:type="gramEnd"/>
+        <w:t>access modifier</w:t>
+      </w:r>
       <w:r>
         <w:rPr>
           <w:b/>
@@ -24374,537 +24545,364 @@
         </w:rPr>
         <w:t xml:space="preserve"> </w:t>
       </w:r>
-    </w:p>
-    <w:p>
-      <w:pPr>
-        <w:rPr>
-          <w:lang w:val="en-US"/>
-        </w:rPr>
-      </w:pPr>
-      <w:r>
-        <w:rPr>
-          <w:lang w:val="en-US"/>
-        </w:rPr>
-        <w:t xml:space="preserve">The default keyword </w:t>
-      </w:r>
-      <w:r>
-        <w:rPr>
-          <w:lang w:val="en-US"/>
-        </w:rPr>
-        <w:t>can</w:t>
-      </w:r>
-      <w:r>
-        <w:rPr>
-          <w:lang w:val="en-US"/>
-        </w:rPr>
-        <w:t>not</w:t>
-      </w:r>
-      <w:r>
-        <w:rPr>
-          <w:lang w:val="en-US"/>
-        </w:rPr>
-        <w:t xml:space="preserve"> be</w:t>
-      </w:r>
-      <w:r>
-        <w:rPr>
-          <w:lang w:val="en-US"/>
-        </w:rPr>
-        <w:t xml:space="preserve"> used as an access modifier in Java</w:t>
-      </w:r>
-      <w:r>
-        <w:rPr>
-          <w:lang w:val="en-US"/>
-        </w:rPr>
-        <w:t xml:space="preserve"> unlike public / protected / </w:t>
-      </w:r>
-      <w:r>
-        <w:rPr>
-          <w:lang w:val="en-US"/>
-        </w:rPr>
-        <w:t>private,</w:t>
-      </w:r>
-      <w:r>
-        <w:rPr>
-          <w:lang w:val="en-US"/>
-        </w:rPr>
-        <w:t xml:space="preserve"> because for </w:t>
-      </w:r>
-      <w:r>
-        <w:rPr>
-          <w:lang w:val="en-US"/>
-        </w:rPr>
-        <w:t>default</w:t>
-      </w:r>
-      <w:r>
-        <w:rPr>
-          <w:lang w:val="en-US"/>
-        </w:rPr>
-        <w:t xml:space="preserve"> we do not use any keyword</w:t>
-      </w:r>
-      <w:r>
-        <w:rPr>
-          <w:lang w:val="en-US"/>
-        </w:rPr>
-        <w:t>.</w:t>
-      </w:r>
-    </w:p>
-    <w:p>
-      <w:pPr>
-        <w:rPr>
-          <w:lang w:val="en-US"/>
-        </w:rPr>
-      </w:pPr>
-      <w:r>
-        <w:rPr>
-          <w:lang w:val="en-US"/>
-        </w:rPr>
-        <w:t>default keyword</w:t>
-      </w:r>
-      <w:r>
-        <w:rPr>
-          <w:lang w:val="en-US"/>
-        </w:rPr>
-        <w:t xml:space="preserve"> was only used in classes till java 1.8 for switch case </w:t>
-      </w:r>
-      <w:r>
-        <w:rPr>
-          <w:lang w:val="en-US"/>
-        </w:rPr>
-        <w:t>alone,</w:t>
-      </w:r>
-      <w:r>
-        <w:rPr>
-          <w:lang w:val="en-US"/>
-        </w:rPr>
-        <w:t xml:space="preserve"> never in the interface.</w:t>
-      </w:r>
-    </w:p>
-    <w:p>
-      <w:pPr>
-        <w:rPr>
-          <w:lang w:val="en-US"/>
-        </w:rPr>
-      </w:pPr>
-      <w:r>
-        <w:rPr>
-          <w:lang w:val="en-US"/>
-        </w:rPr>
-        <w:t>Now it is used for default methods in interface to provide default implementation for all implementing classes to use.</w:t>
-      </w:r>
-    </w:p>
-    <w:p>
-      <w:pPr>
-        <w:rPr>
-          <w:lang w:val="en-US"/>
-        </w:rPr>
-      </w:pPr>
-      <w:r>
-        <w:rPr>
-          <w:lang w:val="en-US"/>
-        </w:rPr>
-        <w:t>So,</w:t>
-      </w:r>
-      <w:r>
-        <w:rPr>
-          <w:lang w:val="en-US"/>
-        </w:rPr>
-        <w:t xml:space="preserve"> by default all the met</w:t>
-      </w:r>
-      <w:r>
-        <w:rPr>
-          <w:lang w:val="en-US"/>
-        </w:rPr>
-        <w:t>h</w:t>
-      </w:r>
-      <w:r>
-        <w:rPr>
-          <w:lang w:val="en-US"/>
-        </w:rPr>
-        <w:t>ods in the interface are public till java 1.8.</w:t>
-      </w:r>
-    </w:p>
-    <w:p>
-      <w:pPr>
-        <w:rPr>
-          <w:lang w:val="en-US"/>
-        </w:rPr>
-      </w:pPr>
-      <w:r>
-        <w:rPr>
-          <w:lang w:val="en-US"/>
-        </w:rPr>
-        <w:t>So,</w:t>
-      </w:r>
-      <w:r>
-        <w:rPr>
-          <w:lang w:val="en-US"/>
-        </w:rPr>
-        <w:t xml:space="preserve"> default </w:t>
-      </w:r>
-      <w:r>
-        <w:rPr>
-          <w:lang w:val="en-US"/>
-        </w:rPr>
-        <w:t>keyword</w:t>
-      </w:r>
-      <w:r>
-        <w:rPr>
-          <w:lang w:val="en-US"/>
-        </w:rPr>
-        <w:t xml:space="preserve"> will not act as </w:t>
-      </w:r>
-      <w:proofErr w:type="gramStart"/>
-      <w:r>
-        <w:rPr>
-          <w:lang w:val="en-US"/>
-        </w:rPr>
-        <w:t>a</w:t>
-      </w:r>
-      <w:proofErr w:type="gramEnd"/>
-      <w:r>
-        <w:rPr>
-          <w:lang w:val="en-US"/>
-        </w:rPr>
-        <w:t xml:space="preserve"> </w:t>
-      </w:r>
-      <w:r>
+      <w:r>
+        <w:rPr>
+          <w:lang w:val="en-US"/>
+        </w:rPr>
+        <w:t>in interface.</w:t>
+      </w:r>
+    </w:p>
+    <w:p>
+      <w:pPr>
+        <w:rPr>
+          <w:lang w:val="en-US"/>
+        </w:rPr>
+      </w:pPr>
+    </w:p>
+    <w:p>
+      <w:pPr>
         <w:rPr>
           <w:b/>
           <w:bCs/>
           <w:lang w:val="en-US"/>
         </w:rPr>
-        <w:t>access modifier</w:t>
-      </w:r>
+      </w:pPr>
       <w:r>
         <w:rPr>
           <w:b/>
           <w:bCs/>
           <w:lang w:val="en-US"/>
         </w:rPr>
-        <w:t xml:space="preserve"> </w:t>
-      </w:r>
-      <w:r>
-        <w:rPr>
-          <w:lang w:val="en-US"/>
-        </w:rPr>
-        <w:t>in interface.</w:t>
-      </w:r>
-    </w:p>
-    <w:p>
-      <w:pPr>
-        <w:rPr>
-          <w:lang w:val="en-US"/>
-        </w:rPr>
-      </w:pPr>
-    </w:p>
-    <w:p>
-      <w:pPr>
+        <w:t xml:space="preserve">how the default methods in interface cope up with the diamond </w:t>
+      </w:r>
+      <w:r>
         <w:rPr>
           <w:b/>
           <w:bCs/>
           <w:lang w:val="en-US"/>
         </w:rPr>
-      </w:pPr>
-      <w:r>
+        <w:t>problem?</w:t>
+      </w:r>
+    </w:p>
+    <w:p>
+      <w:pPr>
+        <w:rPr>
+          <w:lang w:val="en-US"/>
+        </w:rPr>
+      </w:pPr>
+      <w:r>
+        <w:rPr>
+          <w:lang w:val="en-US"/>
+        </w:rPr>
+        <w:t>Java 8 has introduced a set of conflict resolution rules for inherited default methods in order of precedence</w:t>
+      </w:r>
+    </w:p>
+    <w:p>
+      <w:pPr>
+        <w:rPr>
+          <w:lang w:val="en-US"/>
+        </w:rPr>
+      </w:pPr>
+    </w:p>
+    <w:p>
+      <w:pPr>
+        <w:rPr>
+          <w:lang w:val="en-US"/>
+        </w:rPr>
+      </w:pPr>
+      <w:r>
+        <w:rPr>
+          <w:lang w:val="en-US"/>
+        </w:rPr>
+        <w:t>These rules help to resolve conflicts when inheriting default methods with the same signatures from multiple interfaces</w:t>
+      </w:r>
+    </w:p>
+    <w:p>
+      <w:pPr>
+        <w:rPr>
+          <w:lang w:val="en-US"/>
+        </w:rPr>
+      </w:pPr>
+      <w:r>
+        <w:rPr>
+          <w:lang w:val="en-US"/>
+        </w:rPr>
+        <w:t>The conflict resolution rules for inherited default methods in Java 8 are:</w:t>
+      </w:r>
+    </w:p>
+    <w:p>
+      <w:pPr>
+        <w:rPr>
+          <w:lang w:val="en-US"/>
+        </w:rPr>
+      </w:pPr>
+      <w:r>
+        <w:rPr>
+          <w:lang w:val="en-US"/>
+        </w:rPr>
+        <w:t>A method that is already implemented in the class or a superclass takes precedence over a default method.</w:t>
+      </w:r>
+    </w:p>
+    <w:p>
+      <w:pPr>
+        <w:rPr>
+          <w:lang w:val="en-US"/>
+        </w:rPr>
+      </w:pPr>
+      <w:r>
+        <w:rPr>
+          <w:lang w:val="en-US"/>
+        </w:rPr>
+        <w:t>If there is a conflict between two or more default methods, the class that implements the interface must provide its own implementation of the method</w:t>
+      </w:r>
+      <w:r>
+        <w:rPr>
+          <w:lang w:val="en-US"/>
+        </w:rPr>
+        <w:t>.</w:t>
+      </w:r>
+    </w:p>
+    <w:p>
+      <w:pPr>
+        <w:pStyle w:val="Heading1"/>
+        <w:rPr>
+          <w:lang w:val="en-US"/>
+        </w:rPr>
+      </w:pPr>
+      <w:r>
+        <w:rPr>
+          <w:lang w:val="en-US"/>
+        </w:rPr>
+        <w:t xml:space="preserve">Static Methods in Interface </w:t>
+      </w:r>
+    </w:p>
+    <w:p>
+      <w:pPr>
+        <w:rPr>
+          <w:lang w:val="en-US"/>
+        </w:rPr>
+      </w:pPr>
+      <w:r>
+        <w:rPr>
+          <w:lang w:val="en-US"/>
+        </w:rPr>
+        <w:t xml:space="preserve">Why </w:t>
+      </w:r>
+      <w:r>
+        <w:rPr>
+          <w:lang w:val="en-US"/>
+        </w:rPr>
+        <w:t>were Static Methods</w:t>
+      </w:r>
+      <w:r>
+        <w:rPr>
+          <w:lang w:val="en-US"/>
+        </w:rPr>
+        <w:t xml:space="preserve"> introduced</w:t>
+      </w:r>
+      <w:r>
+        <w:rPr>
+          <w:lang w:val="en-US"/>
+        </w:rPr>
+        <w:t xml:space="preserve"> in Interface</w:t>
+      </w:r>
+      <w:r>
+        <w:rPr>
+          <w:lang w:val="en-US"/>
+        </w:rPr>
+        <w:t xml:space="preserve"> in java </w:t>
+      </w:r>
+      <w:proofErr w:type="gramStart"/>
+      <w:r>
+        <w:rPr>
+          <w:lang w:val="en-US"/>
+        </w:rPr>
+        <w:t>8 ?</w:t>
+      </w:r>
+      <w:proofErr w:type="gramEnd"/>
+      <w:r>
+        <w:rPr>
+          <w:lang w:val="en-US"/>
+        </w:rPr>
+        <w:t xml:space="preserve"> </w:t>
+      </w:r>
+    </w:p>
+    <w:p>
+      <w:pPr>
+        <w:rPr>
+          <w:lang w:val="en-US"/>
+        </w:rPr>
+      </w:pPr>
+      <w:r>
+        <w:rPr>
+          <w:lang w:val="en-US"/>
+        </w:rPr>
+        <w:t>Only reason for introducing static methods in interface is that you can call those methods with just interface name.</w:t>
+      </w:r>
+    </w:p>
+    <w:p>
+      <w:pPr>
+        <w:rPr>
+          <w:lang w:val="en-US"/>
+        </w:rPr>
+      </w:pPr>
+      <w:r>
+        <w:rPr>
+          <w:lang w:val="en-US"/>
+        </w:rPr>
+        <w:t>No need to create class and then create object</w:t>
+      </w:r>
+      <w:r>
+        <w:rPr>
+          <w:lang w:val="en-US"/>
+        </w:rPr>
+        <w:t>.</w:t>
+      </w:r>
+    </w:p>
+    <w:p>
+      <w:pPr>
+        <w:rPr>
+          <w:lang w:val="en-US"/>
+        </w:rPr>
+      </w:pPr>
+      <w:r>
+        <w:rPr>
+          <w:lang w:val="en-US"/>
+        </w:rPr>
+        <w:t xml:space="preserve">Interface does not contain the static blocks / </w:t>
+      </w:r>
+      <w:r>
+        <w:rPr>
+          <w:lang w:val="en-US"/>
+        </w:rPr>
+        <w:t>constructors</w:t>
+      </w:r>
+      <w:r>
+        <w:rPr>
+          <w:lang w:val="en-US"/>
+        </w:rPr>
+        <w:t>.</w:t>
+      </w:r>
+    </w:p>
+    <w:p>
+      <w:pPr>
+        <w:rPr>
+          <w:lang w:val="en-US"/>
+        </w:rPr>
+      </w:pPr>
+      <w:proofErr w:type="gramStart"/>
+      <w:r>
+        <w:rPr>
+          <w:lang w:val="en-US"/>
+        </w:rPr>
+        <w:t>So ,</w:t>
+      </w:r>
+      <w:proofErr w:type="gramEnd"/>
+      <w:r>
+        <w:rPr>
+          <w:lang w:val="en-US"/>
+        </w:rPr>
+        <w:t xml:space="preserve"> if you have everything </w:t>
+      </w:r>
+      <w:proofErr w:type="gramStart"/>
+      <w:r>
+        <w:rPr>
+          <w:lang w:val="en-US"/>
+        </w:rPr>
+        <w:t>static ,</w:t>
+      </w:r>
+      <w:proofErr w:type="gramEnd"/>
+      <w:r>
+        <w:rPr>
+          <w:lang w:val="en-US"/>
+        </w:rPr>
+        <w:t xml:space="preserve"> then better go for interface rather than a class which is cost effective </w:t>
+      </w:r>
+      <w:proofErr w:type="spellStart"/>
+      <w:r>
+        <w:rPr>
+          <w:lang w:val="en-US"/>
+        </w:rPr>
+        <w:t>interms</w:t>
+      </w:r>
+      <w:proofErr w:type="spellEnd"/>
+      <w:r>
+        <w:rPr>
+          <w:lang w:val="en-US"/>
+        </w:rPr>
+        <w:t xml:space="preserve"> of </w:t>
+      </w:r>
+      <w:proofErr w:type="gramStart"/>
+      <w:r>
+        <w:rPr>
+          <w:lang w:val="en-US"/>
+        </w:rPr>
+        <w:t>memory.</w:t>
+      </w:r>
+      <w:r>
+        <w:rPr>
+          <w:lang w:val="en-US"/>
+        </w:rPr>
+        <w:t>(</w:t>
+      </w:r>
+      <w:proofErr w:type="gramEnd"/>
+      <w:r>
+        <w:rPr>
+          <w:lang w:val="en-US"/>
+        </w:rPr>
+        <w:t xml:space="preserve">you only have this flexibility after java </w:t>
+      </w:r>
+      <w:proofErr w:type="gramStart"/>
+      <w:r>
+        <w:rPr>
+          <w:lang w:val="en-US"/>
+        </w:rPr>
+        <w:t>8 ,</w:t>
+      </w:r>
+      <w:proofErr w:type="gramEnd"/>
+      <w:r>
+        <w:rPr>
+          <w:lang w:val="en-US"/>
+        </w:rPr>
+        <w:t xml:space="preserve"> before that you need to create class)</w:t>
+      </w:r>
+      <w:r>
+        <w:rPr>
+          <w:lang w:val="en-US"/>
+        </w:rPr>
+        <w:t>.</w:t>
+      </w:r>
+    </w:p>
+    <w:p>
+      <w:pPr>
         <w:rPr>
           <w:b/>
           <w:bCs/>
           <w:lang w:val="en-US"/>
         </w:rPr>
-        <w:t xml:space="preserve">how the default methods in interface cope up with the diamond </w:t>
-      </w:r>
+      </w:pPr>
       <w:r>
         <w:rPr>
           <w:b/>
           <w:bCs/>
           <w:lang w:val="en-US"/>
         </w:rPr>
-        <w:t>problem?</w:t>
-      </w:r>
-    </w:p>
-    <w:p>
-      <w:pPr>
-        <w:rPr>
-          <w:lang w:val="en-US"/>
-        </w:rPr>
-      </w:pPr>
-      <w:r>
-        <w:rPr>
-          <w:lang w:val="en-US"/>
-        </w:rPr>
-        <w:t>Java 8 has introduced a set of conflict resolution rules for inherited default methods in order of precedence</w:t>
-      </w:r>
-    </w:p>
-    <w:p>
-      <w:pPr>
-        <w:rPr>
-          <w:lang w:val="en-US"/>
-        </w:rPr>
-      </w:pPr>
-    </w:p>
-    <w:p>
-      <w:pPr>
-        <w:rPr>
-          <w:lang w:val="en-US"/>
-        </w:rPr>
-      </w:pPr>
-      <w:r>
-        <w:rPr>
-          <w:lang w:val="en-US"/>
-        </w:rPr>
-        <w:t>These rules help to resolve conflicts when inheriting default methods with the same signatures from multiple interfaces</w:t>
-      </w:r>
-    </w:p>
-    <w:p>
-      <w:pPr>
-        <w:rPr>
-          <w:lang w:val="en-US"/>
-        </w:rPr>
-      </w:pPr>
-      <w:r>
-        <w:rPr>
-          <w:lang w:val="en-US"/>
-        </w:rPr>
-        <w:t>The conflict resolution rules for inherited default methods in Java 8 are:</w:t>
-      </w:r>
-    </w:p>
-    <w:p>
-      <w:pPr>
-        <w:rPr>
-          <w:lang w:val="en-US"/>
-        </w:rPr>
-      </w:pPr>
-      <w:r>
-        <w:rPr>
-          <w:lang w:val="en-US"/>
-        </w:rPr>
-        <w:t>A method that is already implemented in the class or a superclass takes precedence over a default method.</w:t>
-      </w:r>
-    </w:p>
-    <w:p>
-      <w:pPr>
-        <w:rPr>
-          <w:lang w:val="en-US"/>
-        </w:rPr>
-      </w:pPr>
-      <w:r>
-        <w:rPr>
-          <w:lang w:val="en-US"/>
-        </w:rPr>
-        <w:t>If there is a conflict between two or more default methods, the class that implements the interface must provide its own implementation of the method</w:t>
-      </w:r>
-      <w:r>
-        <w:rPr>
-          <w:lang w:val="en-US"/>
-        </w:rPr>
-        <w:t>.</w:t>
-      </w:r>
-    </w:p>
-    <w:p>
-      <w:pPr>
-        <w:pStyle w:val="Heading1"/>
-        <w:rPr>
-          <w:lang w:val="en-US"/>
-        </w:rPr>
-      </w:pPr>
-      <w:r>
-        <w:rPr>
-          <w:lang w:val="en-US"/>
-        </w:rPr>
-        <w:t xml:space="preserve">Static Methods in Interface </w:t>
-      </w:r>
-    </w:p>
-    <w:p>
-      <w:pPr>
-        <w:rPr>
-          <w:lang w:val="en-US"/>
-        </w:rPr>
-      </w:pPr>
-      <w:r>
-        <w:rPr>
-          <w:lang w:val="en-US"/>
-        </w:rPr>
-        <w:t xml:space="preserve">Why </w:t>
-      </w:r>
-      <w:r>
-        <w:rPr>
-          <w:lang w:val="en-US"/>
-        </w:rPr>
-        <w:t>were Static Methods</w:t>
-      </w:r>
-      <w:r>
-        <w:rPr>
-          <w:lang w:val="en-US"/>
-        </w:rPr>
-        <w:t xml:space="preserve"> introduced</w:t>
-      </w:r>
-      <w:r>
-        <w:rPr>
-          <w:lang w:val="en-US"/>
-        </w:rPr>
-        <w:t xml:space="preserve"> in Interface</w:t>
-      </w:r>
-      <w:r>
-        <w:rPr>
-          <w:lang w:val="en-US"/>
-        </w:rPr>
-        <w:t xml:space="preserve"> in java </w:t>
-      </w:r>
-      <w:proofErr w:type="gramStart"/>
-      <w:r>
-        <w:rPr>
-          <w:lang w:val="en-US"/>
-        </w:rPr>
-        <w:t>8 ?</w:t>
-      </w:r>
-      <w:proofErr w:type="gramEnd"/>
-      <w:r>
-        <w:rPr>
-          <w:lang w:val="en-US"/>
-        </w:rPr>
-        <w:t xml:space="preserve"> </w:t>
-      </w:r>
-    </w:p>
-    <w:p>
-      <w:pPr>
-        <w:rPr>
-          <w:lang w:val="en-US"/>
-        </w:rPr>
-      </w:pPr>
-      <w:r>
-        <w:rPr>
-          <w:lang w:val="en-US"/>
-        </w:rPr>
-        <w:t>Only reason for introducing static methods in interface is that you can call those methods with just interface name.</w:t>
-      </w:r>
-    </w:p>
-    <w:p>
-      <w:pPr>
-        <w:rPr>
-          <w:lang w:val="en-US"/>
-        </w:rPr>
-      </w:pPr>
-      <w:r>
-        <w:rPr>
-          <w:lang w:val="en-US"/>
-        </w:rPr>
-        <w:t>No need to create class and then create object</w:t>
-      </w:r>
-      <w:r>
-        <w:rPr>
-          <w:lang w:val="en-US"/>
-        </w:rPr>
-        <w:t>.</w:t>
-      </w:r>
-    </w:p>
-    <w:p>
-      <w:pPr>
-        <w:rPr>
-          <w:lang w:val="en-US"/>
-        </w:rPr>
-      </w:pPr>
-      <w:r>
-        <w:rPr>
-          <w:lang w:val="en-US"/>
-        </w:rPr>
-        <w:t xml:space="preserve">Interface does not contain the static blocks / </w:t>
-      </w:r>
-      <w:r>
-        <w:rPr>
-          <w:lang w:val="en-US"/>
-        </w:rPr>
-        <w:t>constructors</w:t>
-      </w:r>
-      <w:r>
-        <w:rPr>
-          <w:lang w:val="en-US"/>
-        </w:rPr>
-        <w:t>.</w:t>
-      </w:r>
-    </w:p>
-    <w:p>
-      <w:pPr>
-        <w:rPr>
-          <w:lang w:val="en-US"/>
-        </w:rPr>
-      </w:pPr>
-      <w:r>
-        <w:rPr>
-          <w:lang w:val="en-US"/>
-        </w:rPr>
-        <w:t xml:space="preserve">So , if you have everything static , then better go for interface rather than a class which is cost effective </w:t>
-      </w:r>
-      <w:proofErr w:type="spellStart"/>
-      <w:r>
-        <w:rPr>
-          <w:lang w:val="en-US"/>
-        </w:rPr>
-        <w:t>interms</w:t>
-      </w:r>
-      <w:proofErr w:type="spellEnd"/>
-      <w:r>
-        <w:rPr>
-          <w:lang w:val="en-US"/>
-        </w:rPr>
-        <w:t xml:space="preserve"> of memory.</w:t>
-      </w:r>
-      <w:r>
-        <w:rPr>
-          <w:lang w:val="en-US"/>
-        </w:rPr>
-        <w:t xml:space="preserve">(you only have this flexibility after java </w:t>
-      </w:r>
-      <w:proofErr w:type="gramStart"/>
-      <w:r>
-        <w:rPr>
-          <w:lang w:val="en-US"/>
-        </w:rPr>
-        <w:t>8 ,</w:t>
-      </w:r>
-      <w:proofErr w:type="gramEnd"/>
-      <w:r>
-        <w:rPr>
-          <w:lang w:val="en-US"/>
-        </w:rPr>
-        <w:t xml:space="preserve"> before that you need to create class)</w:t>
-      </w:r>
-      <w:r>
-        <w:rPr>
-          <w:lang w:val="en-US"/>
-        </w:rPr>
-        <w:t>.</w:t>
-      </w:r>
-    </w:p>
-    <w:p>
-      <w:pPr>
+        <w:t xml:space="preserve">Are the static methods in interface available to </w:t>
+      </w:r>
+      <w:r>
         <w:rPr>
           <w:b/>
           <w:bCs/>
           <w:lang w:val="en-US"/>
         </w:rPr>
-      </w:pPr>
+        <w:t xml:space="preserve">implementing classes by </w:t>
+      </w:r>
       <w:r>
         <w:rPr>
           <w:b/>
           <w:bCs/>
           <w:lang w:val="en-US"/>
         </w:rPr>
-        <w:t xml:space="preserve">Are the static methods in interface available to </w:t>
-      </w:r>
-      <w:r>
-        <w:rPr>
-          <w:b/>
-          <w:bCs/>
-          <w:lang w:val="en-US"/>
-        </w:rPr>
-        <w:t xml:space="preserve">implementing classes by </w:t>
-      </w:r>
-      <w:r>
-        <w:rPr>
-          <w:b/>
-          <w:bCs/>
-          <w:lang w:val="en-US"/>
-        </w:rPr>
         <w:t>default?</w:t>
       </w:r>
     </w:p>
@@ -25205,9 +25203,18 @@
           <w:lang w:val="en-US"/>
           <w14:ligatures w14:val="none"/>
         </w:rPr>
-        <w:t>"</w:t>
-      </w:r>
-      <w:proofErr w:type="gramStart"/>
+        <w:t>")</w:t>
+      </w:r>
+      <w:r>
+        <w:rPr>
+          <w:rFonts w:ascii="Source Code Pro" w:eastAsia="Times New Roman" w:hAnsi="Source Code Pro" w:cs="Times New Roman"/>
+          <w:color w:val="EEFFFF"/>
+          <w:kern w:val="0"/>
+          <w:lang w:val="en-US"/>
+          <w14:ligatures w14:val="none"/>
+        </w:rPr>
+        <w:t xml:space="preserve"> </w:t>
+      </w:r>
       <w:r>
         <w:rPr>
           <w:rFonts w:ascii="Source Code Pro" w:eastAsia="Times New Roman" w:hAnsi="Source Code Pro" w:cs="Times New Roman"/>
@@ -25216,29 +25223,8 @@
           <w:lang w:val="en-US"/>
           <w14:ligatures w14:val="none"/>
         </w:rPr>
-        <w:t>)</w:t>
-      </w:r>
-      <w:r>
-        <w:rPr>
-          <w:rFonts w:ascii="Source Code Pro" w:eastAsia="Times New Roman" w:hAnsi="Source Code Pro" w:cs="Times New Roman"/>
-          <w:color w:val="EEFFFF"/>
-          <w:kern w:val="0"/>
-          <w:lang w:val="en-US"/>
-          <w14:ligatures w14:val="none"/>
-        </w:rPr>
-        <w:t xml:space="preserve"> </w:t>
-      </w:r>
-      <w:r>
-        <w:rPr>
-          <w:rFonts w:ascii="Source Code Pro" w:eastAsia="Times New Roman" w:hAnsi="Source Code Pro" w:cs="Times New Roman"/>
-          <w:color w:val="89DDFF"/>
-          <w:kern w:val="0"/>
-          <w:lang w:val="en-US"/>
-          <w14:ligatures w14:val="none"/>
-        </w:rPr>
         <w:t>;</w:t>
       </w:r>
-      <w:proofErr w:type="gramEnd"/>
       <w:r>
         <w:rPr>
           <w:rFonts w:ascii="Source Code Pro" w:eastAsia="Times New Roman" w:hAnsi="Source Code Pro" w:cs="Times New Roman"/>
@@ -25283,7 +25269,6 @@
         <w:t>(</w:t>
       </w:r>
       <w:proofErr w:type="spellStart"/>
-      <w:proofErr w:type="gramStart"/>
       <w:r>
         <w:rPr>
           <w:rFonts w:ascii="Source Code Pro" w:eastAsia="Times New Roman" w:hAnsi="Source Code Pro" w:cs="Times New Roman"/>
@@ -25315,7 +25300,6 @@
         <w:t>isPresent</w:t>
       </w:r>
       <w:proofErr w:type="spellEnd"/>
-      <w:proofErr w:type="gramEnd"/>
       <w:r>
         <w:rPr>
           <w:rFonts w:ascii="Source Code Pro" w:eastAsia="Times New Roman" w:hAnsi="Source Code Pro" w:cs="Times New Roman"/>
@@ -25338,7 +25322,6 @@
         <w:t xml:space="preserve">            </w:t>
       </w:r>
       <w:proofErr w:type="spellStart"/>
-      <w:proofErr w:type="gramStart"/>
       <w:r>
         <w:rPr>
           <w:rFonts w:ascii="Source Code Pro" w:eastAsia="Times New Roman" w:hAnsi="Source Code Pro" w:cs="Times New Roman"/>
@@ -25370,7 +25353,6 @@
         <w:t>println</w:t>
       </w:r>
       <w:proofErr w:type="spellEnd"/>
-      <w:proofErr w:type="gramEnd"/>
       <w:r>
         <w:rPr>
           <w:rFonts w:ascii="Source Code Pro" w:eastAsia="Times New Roman" w:hAnsi="Source Code Pro" w:cs="Times New Roman"/>
@@ -25382,7 +25364,6 @@
         <w:t>(</w:t>
       </w:r>
       <w:proofErr w:type="spellStart"/>
-      <w:proofErr w:type="gramStart"/>
       <w:r>
         <w:rPr>
           <w:rFonts w:ascii="Source Code Pro" w:eastAsia="Times New Roman" w:hAnsi="Source Code Pro" w:cs="Times New Roman"/>
@@ -25422,9 +25403,18 @@
           <w:lang w:val="en-US"/>
           <w14:ligatures w14:val="none"/>
         </w:rPr>
-        <w:t>(</w:t>
-      </w:r>
-      <w:proofErr w:type="gramEnd"/>
+        <w:t>())</w:t>
+      </w:r>
+      <w:r>
+        <w:rPr>
+          <w:rFonts w:ascii="Source Code Pro" w:eastAsia="Times New Roman" w:hAnsi="Source Code Pro" w:cs="Times New Roman"/>
+          <w:color w:val="EEFFFF"/>
+          <w:kern w:val="0"/>
+          <w:lang w:val="en-US"/>
+          <w14:ligatures w14:val="none"/>
+        </w:rPr>
+        <w:t xml:space="preserve"> </w:t>
+      </w:r>
       <w:r>
         <w:rPr>
           <w:rFonts w:ascii="Source Code Pro" w:eastAsia="Times New Roman" w:hAnsi="Source Code Pro" w:cs="Times New Roman"/>
@@ -25433,40 +25423,8 @@
           <w:lang w:val="en-US"/>
           <w14:ligatures w14:val="none"/>
         </w:rPr>
-        <w:t>)</w:t>
-      </w:r>
-      <w:proofErr w:type="gramStart"/>
-      <w:r>
-        <w:rPr>
-          <w:rFonts w:ascii="Source Code Pro" w:eastAsia="Times New Roman" w:hAnsi="Source Code Pro" w:cs="Times New Roman"/>
-          <w:color w:val="89DDFF"/>
-          <w:kern w:val="0"/>
-          <w:lang w:val="en-US"/>
-          <w14:ligatures w14:val="none"/>
-        </w:rPr>
-        <w:t>)</w:t>
-      </w:r>
-      <w:r>
-        <w:rPr>
-          <w:rFonts w:ascii="Source Code Pro" w:eastAsia="Times New Roman" w:hAnsi="Source Code Pro" w:cs="Times New Roman"/>
-          <w:color w:val="EEFFFF"/>
-          <w:kern w:val="0"/>
-          <w:lang w:val="en-US"/>
-          <w14:ligatures w14:val="none"/>
-        </w:rPr>
-        <w:t xml:space="preserve"> </w:t>
-      </w:r>
-      <w:r>
-        <w:rPr>
-          <w:rFonts w:ascii="Source Code Pro" w:eastAsia="Times New Roman" w:hAnsi="Source Code Pro" w:cs="Times New Roman"/>
-          <w:color w:val="89DDFF"/>
-          <w:kern w:val="0"/>
-          <w:lang w:val="en-US"/>
-          <w14:ligatures w14:val="none"/>
-        </w:rPr>
         <w:t>;</w:t>
       </w:r>
-      <w:proofErr w:type="gramEnd"/>
       <w:r>
         <w:rPr>
           <w:rFonts w:ascii="Source Code Pro" w:eastAsia="Times New Roman" w:hAnsi="Source Code Pro" w:cs="Times New Roman"/>
@@ -25512,7 +25470,6 @@
         <w:t xml:space="preserve">            </w:t>
       </w:r>
       <w:proofErr w:type="spellStart"/>
-      <w:proofErr w:type="gramStart"/>
       <w:r>
         <w:rPr>
           <w:rFonts w:ascii="Source Code Pro" w:eastAsia="Times New Roman" w:hAnsi="Source Code Pro" w:cs="Times New Roman"/>
@@ -25544,7 +25501,6 @@
         <w:t>println</w:t>
       </w:r>
       <w:proofErr w:type="spellEnd"/>
-      <w:proofErr w:type="gramEnd"/>
       <w:r>
         <w:rPr>
           <w:rFonts w:ascii="Source Code Pro" w:eastAsia="Times New Roman" w:hAnsi="Source Code Pro" w:cs="Times New Roman"/>
@@ -25573,9 +25529,18 @@
           <w:lang w:val="en-US"/>
           <w14:ligatures w14:val="none"/>
         </w:rPr>
-        <w:t>"</w:t>
-      </w:r>
-      <w:proofErr w:type="gramStart"/>
+        <w:t>")</w:t>
+      </w:r>
+      <w:r>
+        <w:rPr>
+          <w:rFonts w:ascii="Source Code Pro" w:eastAsia="Times New Roman" w:hAnsi="Source Code Pro" w:cs="Times New Roman"/>
+          <w:color w:val="EEFFFF"/>
+          <w:kern w:val="0"/>
+          <w:lang w:val="en-US"/>
+          <w14:ligatures w14:val="none"/>
+        </w:rPr>
+        <w:t xml:space="preserve"> </w:t>
+      </w:r>
       <w:r>
         <w:rPr>
           <w:rFonts w:ascii="Source Code Pro" w:eastAsia="Times New Roman" w:hAnsi="Source Code Pro" w:cs="Times New Roman"/>
@@ -25584,29 +25549,8 @@
           <w:lang w:val="en-US"/>
           <w14:ligatures w14:val="none"/>
         </w:rPr>
-        <w:t>)</w:t>
-      </w:r>
-      <w:r>
-        <w:rPr>
-          <w:rFonts w:ascii="Source Code Pro" w:eastAsia="Times New Roman" w:hAnsi="Source Code Pro" w:cs="Times New Roman"/>
-          <w:color w:val="EEFFFF"/>
-          <w:kern w:val="0"/>
-          <w:lang w:val="en-US"/>
-          <w14:ligatures w14:val="none"/>
-        </w:rPr>
-        <w:t xml:space="preserve"> </w:t>
-      </w:r>
-      <w:r>
-        <w:rPr>
-          <w:rFonts w:ascii="Source Code Pro" w:eastAsia="Times New Roman" w:hAnsi="Source Code Pro" w:cs="Times New Roman"/>
-          <w:color w:val="89DDFF"/>
-          <w:kern w:val="0"/>
-          <w:lang w:val="en-US"/>
-          <w14:ligatures w14:val="none"/>
-        </w:rPr>
         <w:t>;</w:t>
       </w:r>
-      <w:proofErr w:type="gramEnd"/>
       <w:r>
         <w:rPr>
           <w:rFonts w:ascii="Source Code Pro" w:eastAsia="Times New Roman" w:hAnsi="Source Code Pro" w:cs="Times New Roman"/>
@@ -25732,7 +25676,6 @@
         </w:rPr>
         <w:t>null</w:t>
       </w:r>
-      <w:proofErr w:type="gramStart"/>
       <w:r>
         <w:rPr>
           <w:rFonts w:ascii="Source Code Pro" w:eastAsia="Times New Roman" w:hAnsi="Source Code Pro" w:cs="Times New Roman"/>
@@ -25763,7 +25706,6 @@
         </w:rPr>
         <w:t>;</w:t>
       </w:r>
-      <w:proofErr w:type="gramEnd"/>
       <w:r>
         <w:rPr>
           <w:rFonts w:ascii="Source Code Pro" w:eastAsia="Times New Roman" w:hAnsi="Source Code Pro" w:cs="Times New Roman"/>
@@ -25808,7 +25750,6 @@
         <w:t>(</w:t>
       </w:r>
       <w:proofErr w:type="spellStart"/>
-      <w:proofErr w:type="gramStart"/>
       <w:r>
         <w:rPr>
           <w:rFonts w:ascii="Source Code Pro" w:eastAsia="Times New Roman" w:hAnsi="Source Code Pro" w:cs="Times New Roman"/>
@@ -25840,7 +25781,6 @@
         <w:t>isPresent</w:t>
       </w:r>
       <w:proofErr w:type="spellEnd"/>
-      <w:proofErr w:type="gramEnd"/>
       <w:r>
         <w:rPr>
           <w:rFonts w:ascii="Source Code Pro" w:eastAsia="Times New Roman" w:hAnsi="Source Code Pro" w:cs="Times New Roman"/>
@@ -25863,7 +25803,6 @@
         <w:t xml:space="preserve">            </w:t>
       </w:r>
       <w:proofErr w:type="spellStart"/>
-      <w:proofErr w:type="gramStart"/>
       <w:r>
         <w:rPr>
           <w:rFonts w:ascii="Source Code Pro" w:eastAsia="Times New Roman" w:hAnsi="Source Code Pro" w:cs="Times New Roman"/>
@@ -25895,7 +25834,6 @@
         <w:t>println</w:t>
       </w:r>
       <w:proofErr w:type="spellEnd"/>
-      <w:proofErr w:type="gramEnd"/>
       <w:r>
         <w:rPr>
           <w:rFonts w:ascii="Source Code Pro" w:eastAsia="Times New Roman" w:hAnsi="Source Code Pro" w:cs="Times New Roman"/>
@@ -25907,7 +25845,6 @@
         <w:t>(</w:t>
       </w:r>
       <w:proofErr w:type="spellStart"/>
-      <w:proofErr w:type="gramStart"/>
       <w:r>
         <w:rPr>
           <w:rFonts w:ascii="Source Code Pro" w:eastAsia="Times New Roman" w:hAnsi="Source Code Pro" w:cs="Times New Roman"/>
@@ -25947,9 +25884,18 @@
           <w:lang w:val="en-US"/>
           <w14:ligatures w14:val="none"/>
         </w:rPr>
-        <w:t>(</w:t>
-      </w:r>
-      <w:proofErr w:type="gramEnd"/>
+        <w:t>())</w:t>
+      </w:r>
+      <w:r>
+        <w:rPr>
+          <w:rFonts w:ascii="Source Code Pro" w:eastAsia="Times New Roman" w:hAnsi="Source Code Pro" w:cs="Times New Roman"/>
+          <w:color w:val="EEFFFF"/>
+          <w:kern w:val="0"/>
+          <w:lang w:val="en-US"/>
+          <w14:ligatures w14:val="none"/>
+        </w:rPr>
+        <w:t xml:space="preserve"> </w:t>
+      </w:r>
       <w:r>
         <w:rPr>
           <w:rFonts w:ascii="Source Code Pro" w:eastAsia="Times New Roman" w:hAnsi="Source Code Pro" w:cs="Times New Roman"/>
@@ -25958,40 +25904,8 @@
           <w:lang w:val="en-US"/>
           <w14:ligatures w14:val="none"/>
         </w:rPr>
-        <w:t>)</w:t>
-      </w:r>
-      <w:proofErr w:type="gramStart"/>
-      <w:r>
-        <w:rPr>
-          <w:rFonts w:ascii="Source Code Pro" w:eastAsia="Times New Roman" w:hAnsi="Source Code Pro" w:cs="Times New Roman"/>
-          <w:color w:val="89DDFF"/>
-          <w:kern w:val="0"/>
-          <w:lang w:val="en-US"/>
-          <w14:ligatures w14:val="none"/>
-        </w:rPr>
-        <w:t>)</w:t>
-      </w:r>
-      <w:r>
-        <w:rPr>
-          <w:rFonts w:ascii="Source Code Pro" w:eastAsia="Times New Roman" w:hAnsi="Source Code Pro" w:cs="Times New Roman"/>
-          <w:color w:val="EEFFFF"/>
-          <w:kern w:val="0"/>
-          <w:lang w:val="en-US"/>
-          <w14:ligatures w14:val="none"/>
-        </w:rPr>
-        <w:t xml:space="preserve"> </w:t>
-      </w:r>
-      <w:r>
-        <w:rPr>
-          <w:rFonts w:ascii="Source Code Pro" w:eastAsia="Times New Roman" w:hAnsi="Source Code Pro" w:cs="Times New Roman"/>
-          <w:color w:val="89DDFF"/>
-          <w:kern w:val="0"/>
-          <w:lang w:val="en-US"/>
-          <w14:ligatures w14:val="none"/>
-        </w:rPr>
         <w:t>;</w:t>
       </w:r>
-      <w:proofErr w:type="gramEnd"/>
       <w:r>
         <w:rPr>
           <w:rFonts w:ascii="Source Code Pro" w:eastAsia="Times New Roman" w:hAnsi="Source Code Pro" w:cs="Times New Roman"/>
@@ -26037,7 +25951,6 @@
         <w:t xml:space="preserve">            </w:t>
       </w:r>
       <w:proofErr w:type="spellStart"/>
-      <w:proofErr w:type="gramStart"/>
       <w:r>
         <w:rPr>
           <w:rFonts w:ascii="Source Code Pro" w:eastAsia="Times New Roman" w:hAnsi="Source Code Pro" w:cs="Times New Roman"/>
@@ -26069,7 +25982,6 @@
         <w:t>println</w:t>
       </w:r>
       <w:proofErr w:type="spellEnd"/>
-      <w:proofErr w:type="gramEnd"/>
       <w:r>
         <w:rPr>
           <w:rFonts w:ascii="Source Code Pro" w:eastAsia="Times New Roman" w:hAnsi="Source Code Pro" w:cs="Times New Roman"/>
@@ -26098,9 +26010,18 @@
           <w:lang w:val="en-US"/>
           <w14:ligatures w14:val="none"/>
         </w:rPr>
-        <w:t>"</w:t>
-      </w:r>
-      <w:proofErr w:type="gramStart"/>
+        <w:t>")</w:t>
+      </w:r>
+      <w:r>
+        <w:rPr>
+          <w:rFonts w:ascii="Source Code Pro" w:eastAsia="Times New Roman" w:hAnsi="Source Code Pro" w:cs="Times New Roman"/>
+          <w:color w:val="EEFFFF"/>
+          <w:kern w:val="0"/>
+          <w:lang w:val="en-US"/>
+          <w14:ligatures w14:val="none"/>
+        </w:rPr>
+        <w:t xml:space="preserve"> </w:t>
+      </w:r>
       <w:r>
         <w:rPr>
           <w:rFonts w:ascii="Source Code Pro" w:eastAsia="Times New Roman" w:hAnsi="Source Code Pro" w:cs="Times New Roman"/>
@@ -26109,29 +26030,8 @@
           <w:lang w:val="en-US"/>
           <w14:ligatures w14:val="none"/>
         </w:rPr>
-        <w:t>)</w:t>
-      </w:r>
-      <w:r>
-        <w:rPr>
-          <w:rFonts w:ascii="Source Code Pro" w:eastAsia="Times New Roman" w:hAnsi="Source Code Pro" w:cs="Times New Roman"/>
-          <w:color w:val="EEFFFF"/>
-          <w:kern w:val="0"/>
-          <w:lang w:val="en-US"/>
-          <w14:ligatures w14:val="none"/>
-        </w:rPr>
-        <w:t xml:space="preserve"> </w:t>
-      </w:r>
-      <w:r>
-        <w:rPr>
-          <w:rFonts w:ascii="Source Code Pro" w:eastAsia="Times New Roman" w:hAnsi="Source Code Pro" w:cs="Times New Roman"/>
-          <w:color w:val="89DDFF"/>
-          <w:kern w:val="0"/>
-          <w:lang w:val="en-US"/>
-          <w14:ligatures w14:val="none"/>
-        </w:rPr>
         <w:t>;</w:t>
       </w:r>
-      <w:proofErr w:type="gramEnd"/>
       <w:r>
         <w:rPr>
           <w:rFonts w:ascii="Source Code Pro" w:eastAsia="Times New Roman" w:hAnsi="Source Code Pro" w:cs="Times New Roman"/>
@@ -27810,6 +27710,7 @@
   <w:style w:type="character" w:default="1" w:styleId="DefaultParagraphFont">
     <w:name w:val="Default Paragraph Font"/>
     <w:uiPriority w:val="1"/>
+    <w:semiHidden/>
     <w:unhideWhenUsed/>
   </w:style>
   <w:style w:type="table" w:default="1" w:styleId="TableNormal">
@@ -28230,4 +28131,10 @@
     </a:ext>
   </a:extLst>
 </a:theme>
+</file>
+
+<file path=docMetadata/LabelInfo.xml><?xml version="1.0" encoding="utf-8"?>
+<clbl:labelList xmlns:clbl="http://schemas.microsoft.com/office/2020/mipLabelMetadata">
+  <clbl:label id="{6f6b1f18-f556-4b39-a158-6b6d47ff40df}" enabled="1" method="Standard" siteId="{f5d3bd9c-a8c2-4efc-9493-ddf2d4b42f17}" contentBits="0" removed="0"/>
+</clbl:labelList>
 </file>
--- a/Java/Java8Features.docx
+++ b/Java/Java8Features.docx
@@ -4096,15 +4096,29 @@
         <w:rPr>
           <w:lang w:val="en-US"/>
         </w:rPr>
-        <w:t xml:space="preserve">It represents a function which takes in one argument and produces a result. </w:t>
-      </w:r>
+        <w:t xml:space="preserve">It represents a function which takes in one </w:t>
+      </w:r>
+      <w:proofErr w:type="spellStart"/>
       <w:proofErr w:type="gramStart"/>
       <w:r>
         <w:rPr>
           <w:lang w:val="en-US"/>
         </w:rPr>
+        <w:t>argument</w:t>
+      </w:r>
+      <w:r>
+        <w:rPr>
+          <w:lang w:val="en-US"/>
+        </w:rPr>
+        <w:t>.</w:t>
+      </w:r>
+      <w:r>
+        <w:rPr>
+          <w:lang w:val="en-US"/>
+        </w:rPr>
         <w:t>However</w:t>
       </w:r>
+      <w:proofErr w:type="spellEnd"/>
       <w:proofErr w:type="gramEnd"/>
       <w:r>
         <w:rPr>
@@ -4126,27 +4140,6 @@
         </w:rPr>
         <w:t xml:space="preserve"> don’t return any value.</w:t>
       </w:r>
-    </w:p>
-    <w:p>
-      <w:pPr>
-        <w:rPr>
-          <w:lang w:val="en-US"/>
-        </w:rPr>
-      </w:pPr>
-    </w:p>
-    <w:p>
-      <w:pPr>
-        <w:rPr>
-          <w:lang w:val="en-US"/>
-        </w:rPr>
-      </w:pPr>
-    </w:p>
-    <w:p>
-      <w:pPr>
-        <w:rPr>
-          <w:lang w:val="en-US"/>
-        </w:rPr>
-      </w:pPr>
     </w:p>
     <w:p>
       <w:pPr>
@@ -5633,7 +5626,6 @@
           <w:rFonts w:ascii="Times New Roman" w:hAnsi="Times New Roman" w:cs="Times New Roman"/>
           <w:kern w:val="0"/>
         </w:rPr>
-        <w:lastRenderedPageBreak/>
         <w:t xml:space="preserve">        </w:t>
       </w:r>
     </w:p>
@@ -7413,7 +7405,6 @@
         <w:pStyle w:val="Heading1"/>
       </w:pPr>
       <w:r>
-        <w:lastRenderedPageBreak/>
         <w:t>Java 8 Predicate</w:t>
       </w:r>
     </w:p>
@@ -10241,7 +10232,6 @@
           <w:rFonts w:ascii="Times New Roman" w:hAnsi="Times New Roman" w:cs="Times New Roman"/>
           <w:kern w:val="0"/>
         </w:rPr>
-        <w:lastRenderedPageBreak/>
         <w:t xml:space="preserve">   </w:t>
       </w:r>
       <w:r>
@@ -10993,6 +10983,7 @@
           <w:rFonts w:ascii="Times New Roman" w:hAnsi="Times New Roman" w:cs="Times New Roman"/>
           <w:kern w:val="0"/>
         </w:rPr>
+        <w:lastRenderedPageBreak/>
         <w:t xml:space="preserve">        </w:t>
       </w:r>
       <w:proofErr w:type="spellStart"/>
@@ -12222,7 +12213,6 @@
           <w:rFonts w:ascii="Times New Roman" w:hAnsi="Times New Roman" w:cs="Times New Roman"/>
           <w:kern w:val="0"/>
         </w:rPr>
-        <w:lastRenderedPageBreak/>
         <w:t xml:space="preserve">    </w:t>
       </w:r>
       <w:r>
@@ -14514,6 +14504,7 @@
           <w:color w:val="008000"/>
           <w:kern w:val="0"/>
         </w:rPr>
+        <w:lastRenderedPageBreak/>
         <w:t>class</w:t>
       </w:r>
       <w:r>
@@ -15612,7 +15603,6 @@
         <w:rPr>
           <w:lang w:val="en-US"/>
         </w:rPr>
-        <w:lastRenderedPageBreak/>
         <w:t>Static Method Reference</w:t>
       </w:r>
     </w:p>
@@ -15771,6 +15761,7 @@
           <w:lang w:val="en-US"/>
           <w14:ligatures w14:val="none"/>
         </w:rPr>
+        <w:lastRenderedPageBreak/>
         <w:t>class</w:t>
       </w:r>
       <w:r>
@@ -18177,7 +18168,6 @@
         <w:rPr>
           <w:lang w:val="en-US"/>
         </w:rPr>
-        <w:lastRenderedPageBreak/>
         <w:t>Instance Method Reference of a Particular Object</w:t>
       </w:r>
     </w:p>
@@ -18608,6 +18598,16 @@
           <w14:ligatures w14:val="none"/>
         </w:rPr>
         <w:br/>
+      </w:r>
+      <w:r>
+        <w:rPr>
+          <w:rFonts w:ascii="Source Code Pro" w:eastAsia="Times New Roman" w:hAnsi="Source Code Pro" w:cs="Times New Roman"/>
+          <w:color w:val="EEFFFF"/>
+          <w:kern w:val="0"/>
+          <w:lang w:val="en-US"/>
+          <w14:ligatures w14:val="none"/>
+        </w:rPr>
+        <w:lastRenderedPageBreak/>
         <w:t xml:space="preserve">    </w:t>
       </w:r>
       <w:r>
@@ -21978,6 +21978,7 @@
           <w:rFonts w:ascii="Times New Roman" w:hAnsi="Times New Roman" w:cs="Times New Roman"/>
           <w:kern w:val="0"/>
         </w:rPr>
+        <w:lastRenderedPageBreak/>
         <w:t xml:space="preserve">        </w:t>
       </w:r>
       <w:proofErr w:type="spellStart"/>
@@ -23168,7 +23169,6 @@
           <w:lang w:val="en-US"/>
           <w14:ligatures w14:val="none"/>
         </w:rPr>
-        <w:lastRenderedPageBreak/>
         <w:t xml:space="preserve">        </w:t>
       </w:r>
       <w:proofErr w:type="spellStart"/>
@@ -24106,6 +24106,7 @@
         <w:rPr>
           <w:lang w:val="en-US"/>
         </w:rPr>
+        <w:lastRenderedPageBreak/>
         <w:t>Sesh</w:t>
       </w:r>
     </w:p>
@@ -24653,6 +24654,7 @@
         <w:rPr>
           <w:lang w:val="en-US"/>
         </w:rPr>
+        <w:lastRenderedPageBreak/>
         <w:t>If there is a conflict between two or more default methods, the class that implements the interface must provide its own implementation of the method</w:t>
       </w:r>
       <w:r>
@@ -25048,7 +25050,6 @@
           <w:lang w:val="en-US"/>
           <w14:ligatures w14:val="none"/>
         </w:rPr>
-        <w:lastRenderedPageBreak/>
         <w:t xml:space="preserve">        </w:t>
       </w:r>
       <w:r>
@@ -25725,6 +25726,16 @@
           <w14:ligatures w14:val="none"/>
         </w:rPr>
         <w:br/>
+      </w:r>
+      <w:r>
+        <w:rPr>
+          <w:rFonts w:ascii="Source Code Pro" w:eastAsia="Times New Roman" w:hAnsi="Source Code Pro" w:cs="Times New Roman"/>
+          <w:color w:val="EEFFFF"/>
+          <w:kern w:val="0"/>
+          <w:lang w:val="en-US"/>
+          <w14:ligatures w14:val="none"/>
+        </w:rPr>
+        <w:lastRenderedPageBreak/>
         <w:t xml:space="preserve">        </w:t>
       </w:r>
       <w:r>
@@ -26408,7 +26419,6 @@
         <w:rPr>
           <w:lang w:val="en-US"/>
         </w:rPr>
-        <w:lastRenderedPageBreak/>
         <w:t xml:space="preserve">In Java 8 and later, </w:t>
       </w:r>
       <w:proofErr w:type="spellStart"/>
@@ -26531,7 +26541,14 @@
         <w:rPr>
           <w:lang w:val="en-US"/>
         </w:rPr>
-        <w:t xml:space="preserve"> is garbage collected, meaning that if there is no longer any reference to a class or its metadata, the memory can be released. This helps to avoid memory leaks caused by class loading and unloading.</w:t>
+        <w:t xml:space="preserve"> is garbage collected, meaning that if there is no longer any reference to a class or its metadata, the memory can be </w:t>
+      </w:r>
+      <w:r>
+        <w:rPr>
+          <w:lang w:val="en-US"/>
+        </w:rPr>
+        <w:lastRenderedPageBreak/>
+        <w:t>released. This helps to avoid memory leaks caused by class loading and unloading.</w:t>
       </w:r>
     </w:p>
     <w:p>
